--- a/frontend/public/templates/wmsu-lib-template-v1.docx
+++ b/frontend/public/templates/wmsu-lib-template-v1.docx
@@ -11,6 +11,7 @@
         <w:rPr>
           <w:b/>
           <w:bCs/>
+          <w:color w:val="C8102E"/>
           <w:sz w:val="28"/>
           <w:szCs w:val="28"/>
         </w:rPr>
@@ -23,6 +24,7 @@
       </w:pPr>
       <w:r>
         <w:rPr>
+          <w:color w:val="4A5568"/>
           <w:sz w:val="20"/>
           <w:szCs w:val="20"/>
         </w:rPr>
@@ -42,7 +44,19 @@
           <w:sz w:val="18"/>
           <w:szCs w:val="18"/>
         </w:rPr>
-        <w:t xml:space="preserve">Fill in one item per row. Do not add or remove columns. Category header rows (PS / MOOE / CO) separate the three sections — keep them intact. Amount should equal Qty x Unit Price.</w:t>
+        <w:t xml:space="preserve">How to use this template: Fill in one item per row. Do not add or remove columns. Keep the category header rows (PS / MOOE / CO) intact. The Amount column should equal Qty x Unit Price.</w:t>
+      </w:r>
+    </w:p>
+    <w:p>
+      <w:r>
+        <w:rPr>
+          <w:i/>
+          <w:iCs/>
+          <w:color w:val="4A5568"/>
+          <w:sz w:val="18"/>
+          <w:szCs w:val="18"/>
+        </w:rPr>
+        <w:t xml:space="preserve">Subcategory tip: If your item matches a standard subcategory (e.g. "Office Supplies", "Honoraria"), write that. If your item does not fit any standard subcategory, you have three options — all are acceptable: (1) write "Other" and refine it in the form after import, (2) write your own specific label (e.g. "IoT Sensors") and the system keeps it as-is, or (3) leave the cell blank and pick the subcategory in the form after import.</w:t>
       </w:r>
     </w:p>
     <w:p>
@@ -77,16 +91,17 @@
         </w:trPr>
         <w:tc>
           <w:tcPr>
-            <w:shd w:fill="D9D9D9"/>
-          </w:tcPr>
-          <w:p>
-            <w:pPr>
-              <w:jc w:val="center"/>
-            </w:pPr>
-            <w:r>
-              <w:rPr>
-                <w:b/>
-                <w:bCs/>
+            <w:shd w:fill="C8102E"/>
+          </w:tcPr>
+          <w:p>
+            <w:pPr>
+              <w:jc w:val="center"/>
+            </w:pPr>
+            <w:r>
+              <w:rPr>
+                <w:b/>
+                <w:bCs/>
+                <w:color w:val="FFFFFF"/>
                 <w:sz w:val="20"/>
                 <w:szCs w:val="20"/>
               </w:rPr>
@@ -96,16 +111,17 @@
         </w:tc>
         <w:tc>
           <w:tcPr>
-            <w:shd w:fill="D9D9D9"/>
-          </w:tcPr>
-          <w:p>
-            <w:pPr>
-              <w:jc w:val="center"/>
-            </w:pPr>
-            <w:r>
-              <w:rPr>
-                <w:b/>
-                <w:bCs/>
+            <w:shd w:fill="C8102E"/>
+          </w:tcPr>
+          <w:p>
+            <w:pPr>
+              <w:jc w:val="center"/>
+            </w:pPr>
+            <w:r>
+              <w:rPr>
+                <w:b/>
+                <w:bCs/>
+                <w:color w:val="FFFFFF"/>
                 <w:sz w:val="20"/>
                 <w:szCs w:val="20"/>
               </w:rPr>
@@ -115,16 +131,17 @@
         </w:tc>
         <w:tc>
           <w:tcPr>
-            <w:shd w:fill="D9D9D9"/>
-          </w:tcPr>
-          <w:p>
-            <w:pPr>
-              <w:jc w:val="center"/>
-            </w:pPr>
-            <w:r>
-              <w:rPr>
-                <w:b/>
-                <w:bCs/>
+            <w:shd w:fill="C8102E"/>
+          </w:tcPr>
+          <w:p>
+            <w:pPr>
+              <w:jc w:val="center"/>
+            </w:pPr>
+            <w:r>
+              <w:rPr>
+                <w:b/>
+                <w:bCs/>
+                <w:color w:val="FFFFFF"/>
                 <w:sz w:val="20"/>
                 <w:szCs w:val="20"/>
               </w:rPr>
@@ -134,16 +151,17 @@
         </w:tc>
         <w:tc>
           <w:tcPr>
-            <w:shd w:fill="D9D9D9"/>
-          </w:tcPr>
-          <w:p>
-            <w:pPr>
-              <w:jc w:val="center"/>
-            </w:pPr>
-            <w:r>
-              <w:rPr>
-                <w:b/>
-                <w:bCs/>
+            <w:shd w:fill="C8102E"/>
+          </w:tcPr>
+          <w:p>
+            <w:pPr>
+              <w:jc w:val="center"/>
+            </w:pPr>
+            <w:r>
+              <w:rPr>
+                <w:b/>
+                <w:bCs/>
+                <w:color w:val="FFFFFF"/>
                 <w:sz w:val="20"/>
                 <w:szCs w:val="20"/>
               </w:rPr>
@@ -153,16 +171,17 @@
         </w:tc>
         <w:tc>
           <w:tcPr>
-            <w:shd w:fill="D9D9D9"/>
-          </w:tcPr>
-          <w:p>
-            <w:pPr>
-              <w:jc w:val="center"/>
-            </w:pPr>
-            <w:r>
-              <w:rPr>
-                <w:b/>
-                <w:bCs/>
+            <w:shd w:fill="C8102E"/>
+          </w:tcPr>
+          <w:p>
+            <w:pPr>
+              <w:jc w:val="center"/>
+            </w:pPr>
+            <w:r>
+              <w:rPr>
+                <w:b/>
+                <w:bCs/>
+                <w:color w:val="FFFFFF"/>
                 <w:sz w:val="20"/>
                 <w:szCs w:val="20"/>
               </w:rPr>
@@ -172,16 +191,17 @@
         </w:tc>
         <w:tc>
           <w:tcPr>
-            <w:shd w:fill="D9D9D9"/>
-          </w:tcPr>
-          <w:p>
-            <w:pPr>
-              <w:jc w:val="center"/>
-            </w:pPr>
-            <w:r>
-              <w:rPr>
-                <w:b/>
-                <w:bCs/>
+            <w:shd w:fill="C8102E"/>
+          </w:tcPr>
+          <w:p>
+            <w:pPr>
+              <w:jc w:val="center"/>
+            </w:pPr>
+            <w:r>
+              <w:rPr>
+                <w:b/>
+                <w:bCs/>
+                <w:color w:val="FFFFFF"/>
                 <w:sz w:val="20"/>
                 <w:szCs w:val="20"/>
               </w:rPr>
@@ -191,16 +211,17 @@
         </w:tc>
         <w:tc>
           <w:tcPr>
-            <w:shd w:fill="D9D9D9"/>
-          </w:tcPr>
-          <w:p>
-            <w:pPr>
-              <w:jc w:val="center"/>
-            </w:pPr>
-            <w:r>
-              <w:rPr>
-                <w:b/>
-                <w:bCs/>
+            <w:shd w:fill="C8102E"/>
+          </w:tcPr>
+          <w:p>
+            <w:pPr>
+              <w:jc w:val="center"/>
+            </w:pPr>
+            <w:r>
+              <w:rPr>
+                <w:b/>
+                <w:bCs/>
+                <w:color w:val="FFFFFF"/>
                 <w:sz w:val="20"/>
                 <w:szCs w:val="20"/>
               </w:rPr>
@@ -213,7 +234,7 @@
         <w:tc>
           <w:tcPr>
             <w:gridSpan w:val="7"/>
-            <w:shd w:fill="FFF2CC"/>
+            <w:shd w:fill="FDECEE"/>
           </w:tcPr>
           <w:p>
             <w:pPr>
@@ -223,8 +244,9 @@
               <w:rPr>
                 <w:b/>
                 <w:bCs/>
-                <w:sz w:val="20"/>
-                <w:szCs w:val="20"/>
+                <w:color w:val="C8102E"/>
+                <w:sz w:val="22"/>
+                <w:szCs w:val="22"/>
               </w:rPr>
               <w:t xml:space="preserve">I. PERSONNEL SERVICES</w:t>
             </w:r>
@@ -348,178 +370,248 @@
       <w:tr>
         <w:tc>
           <w:tcPr>
-            <w:gridSpan w:val="7"/>
-            <w:shd w:fill="FFF2CC"/>
-          </w:tcPr>
-          <w:p>
-            <w:pPr>
-              <w:jc w:val="left"/>
-            </w:pPr>
-            <w:r>
-              <w:rPr>
-                <w:b/>
-                <w:bCs/>
-                <w:sz w:val="20"/>
-                <w:szCs w:val="20"/>
-              </w:rPr>
-              <w:t xml:space="preserve">II. MAINTENANCE &amp; OTHER OPERATING EXPENSES</w:t>
+            <w:gridSpan w:val="6"/>
+            <w:shd w:fill="F7F7F7"/>
+          </w:tcPr>
+          <w:p>
+            <w:pPr>
+              <w:jc w:val="right"/>
+            </w:pPr>
+            <w:r>
+              <w:rPr>
+                <w:b/>
+                <w:bCs/>
+                <w:color w:val="4A5568"/>
+                <w:sz w:val="20"/>
+                <w:szCs w:val="20"/>
+              </w:rPr>
+              <w:t xml:space="preserve">Subtotal — Personnel Services</w:t>
+            </w:r>
+          </w:p>
+        </w:tc>
+        <w:tc>
+          <w:tcPr>
+            <w:shd w:fill="F7F7F7"/>
+          </w:tcPr>
+          <w:p>
+            <w:pPr>
+              <w:jc w:val="right"/>
+            </w:pPr>
+            <w:r>
+              <w:rPr>
+                <w:b/>
+                <w:bCs/>
+                <w:sz w:val="20"/>
+                <w:szCs w:val="20"/>
+              </w:rPr>
+              <w:t xml:space="preserve"/>
             </w:r>
           </w:p>
         </w:tc>
       </w:tr>
       <w:tr>
         <w:tc>
+          <w:tcPr>
+            <w:gridSpan w:val="7"/>
+            <w:shd w:fill="FDECEE"/>
+          </w:tcPr>
           <w:p>
             <w:pPr>
               <w:jc w:val="left"/>
             </w:pPr>
             <w:r>
               <w:rPr>
-                <w:b w:val="false"/>
-                <w:bCs w:val="false"/>
-                <w:sz w:val="20"/>
-                <w:szCs w:val="20"/>
-              </w:rPr>
-              <w:t xml:space="preserve"/>
-            </w:r>
-          </w:p>
-        </w:tc>
-        <w:tc>
-          <w:p>
-            <w:pPr>
-              <w:jc w:val="left"/>
-            </w:pPr>
-            <w:r>
-              <w:rPr>
-                <w:b w:val="false"/>
-                <w:bCs w:val="false"/>
-                <w:sz w:val="20"/>
-                <w:szCs w:val="20"/>
-              </w:rPr>
-              <w:t xml:space="preserve"/>
-            </w:r>
-          </w:p>
-        </w:tc>
-        <w:tc>
-          <w:p>
-            <w:pPr>
-              <w:jc w:val="left"/>
-            </w:pPr>
-            <w:r>
-              <w:rPr>
-                <w:b w:val="false"/>
-                <w:bCs w:val="false"/>
-                <w:sz w:val="20"/>
-                <w:szCs w:val="20"/>
-              </w:rPr>
-              <w:t xml:space="preserve"/>
-            </w:r>
-          </w:p>
-        </w:tc>
-        <w:tc>
-          <w:p>
-            <w:pPr>
-              <w:jc w:val="center"/>
-            </w:pPr>
-            <w:r>
-              <w:rPr>
-                <w:b w:val="false"/>
-                <w:bCs w:val="false"/>
-                <w:sz w:val="20"/>
-                <w:szCs w:val="20"/>
-              </w:rPr>
-              <w:t xml:space="preserve"/>
-            </w:r>
-          </w:p>
-        </w:tc>
-        <w:tc>
-          <w:p>
-            <w:pPr>
-              <w:jc w:val="center"/>
-            </w:pPr>
-            <w:r>
-              <w:rPr>
-                <w:b w:val="false"/>
-                <w:bCs w:val="false"/>
-                <w:sz w:val="20"/>
-                <w:szCs w:val="20"/>
-              </w:rPr>
-              <w:t xml:space="preserve"/>
-            </w:r>
-          </w:p>
-        </w:tc>
-        <w:tc>
-          <w:p>
-            <w:pPr>
-              <w:jc w:val="right"/>
-            </w:pPr>
-            <w:r>
-              <w:rPr>
-                <w:b w:val="false"/>
-                <w:bCs w:val="false"/>
-                <w:sz w:val="20"/>
-                <w:szCs w:val="20"/>
-              </w:rPr>
-              <w:t xml:space="preserve"/>
-            </w:r>
-          </w:p>
-        </w:tc>
-        <w:tc>
-          <w:p>
-            <w:pPr>
-              <w:jc w:val="right"/>
-            </w:pPr>
-            <w:r>
-              <w:rPr>
-                <w:b w:val="false"/>
-                <w:bCs w:val="false"/>
-                <w:sz w:val="20"/>
-                <w:szCs w:val="20"/>
-              </w:rPr>
-              <w:t xml:space="preserve"/>
+                <w:b/>
+                <w:bCs/>
+                <w:color w:val="C8102E"/>
+                <w:sz w:val="22"/>
+                <w:szCs w:val="22"/>
+              </w:rPr>
+              <w:t xml:space="preserve">II. MAINTENANCE &amp; OTHER OPERATING EXPENSES</w:t>
             </w:r>
           </w:p>
         </w:tc>
       </w:tr>
       <w:tr>
         <w:tc>
-          <w:tcPr>
-            <w:gridSpan w:val="7"/>
-            <w:shd w:fill="FFF2CC"/>
-          </w:tcPr>
           <w:p>
             <w:pPr>
               <w:jc w:val="left"/>
             </w:pPr>
             <w:r>
               <w:rPr>
-                <w:b/>
-                <w:bCs/>
-                <w:sz w:val="20"/>
-                <w:szCs w:val="20"/>
-              </w:rPr>
-              <w:t xml:space="preserve">III. CAPITAL OUTLAY</w:t>
+                <w:b w:val="false"/>
+                <w:bCs w:val="false"/>
+                <w:sz w:val="20"/>
+                <w:szCs w:val="20"/>
+              </w:rPr>
+              <w:t xml:space="preserve"/>
+            </w:r>
+          </w:p>
+        </w:tc>
+        <w:tc>
+          <w:p>
+            <w:pPr>
+              <w:jc w:val="left"/>
+            </w:pPr>
+            <w:r>
+              <w:rPr>
+                <w:b w:val="false"/>
+                <w:bCs w:val="false"/>
+                <w:sz w:val="20"/>
+                <w:szCs w:val="20"/>
+              </w:rPr>
+              <w:t xml:space="preserve"/>
+            </w:r>
+          </w:p>
+        </w:tc>
+        <w:tc>
+          <w:p>
+            <w:pPr>
+              <w:jc w:val="left"/>
+            </w:pPr>
+            <w:r>
+              <w:rPr>
+                <w:b w:val="false"/>
+                <w:bCs w:val="false"/>
+                <w:sz w:val="20"/>
+                <w:szCs w:val="20"/>
+              </w:rPr>
+              <w:t xml:space="preserve"/>
+            </w:r>
+          </w:p>
+        </w:tc>
+        <w:tc>
+          <w:p>
+            <w:pPr>
+              <w:jc w:val="center"/>
+            </w:pPr>
+            <w:r>
+              <w:rPr>
+                <w:b w:val="false"/>
+                <w:bCs w:val="false"/>
+                <w:sz w:val="20"/>
+                <w:szCs w:val="20"/>
+              </w:rPr>
+              <w:t xml:space="preserve"/>
+            </w:r>
+          </w:p>
+        </w:tc>
+        <w:tc>
+          <w:p>
+            <w:pPr>
+              <w:jc w:val="center"/>
+            </w:pPr>
+            <w:r>
+              <w:rPr>
+                <w:b w:val="false"/>
+                <w:bCs w:val="false"/>
+                <w:sz w:val="20"/>
+                <w:szCs w:val="20"/>
+              </w:rPr>
+              <w:t xml:space="preserve"/>
+            </w:r>
+          </w:p>
+        </w:tc>
+        <w:tc>
+          <w:p>
+            <w:pPr>
+              <w:jc w:val="right"/>
+            </w:pPr>
+            <w:r>
+              <w:rPr>
+                <w:b w:val="false"/>
+                <w:bCs w:val="false"/>
+                <w:sz w:val="20"/>
+                <w:szCs w:val="20"/>
+              </w:rPr>
+              <w:t xml:space="preserve"/>
+            </w:r>
+          </w:p>
+        </w:tc>
+        <w:tc>
+          <w:p>
+            <w:pPr>
+              <w:jc w:val="right"/>
+            </w:pPr>
+            <w:r>
+              <w:rPr>
+                <w:b w:val="false"/>
+                <w:bCs w:val="false"/>
+                <w:sz w:val="20"/>
+                <w:szCs w:val="20"/>
+              </w:rPr>
+              <w:t xml:space="preserve"/>
             </w:r>
           </w:p>
         </w:tc>
       </w:tr>
       <w:tr>
         <w:tc>
+          <w:tcPr>
+            <w:gridSpan w:val="6"/>
+            <w:shd w:fill="F7F7F7"/>
+          </w:tcPr>
+          <w:p>
+            <w:pPr>
+              <w:jc w:val="right"/>
+            </w:pPr>
+            <w:r>
+              <w:rPr>
+                <w:b/>
+                <w:bCs/>
+                <w:color w:val="4A5568"/>
+                <w:sz w:val="20"/>
+                <w:szCs w:val="20"/>
+              </w:rPr>
+              <w:t xml:space="preserve">Subtotal — MOOE</w:t>
+            </w:r>
+          </w:p>
+        </w:tc>
+        <w:tc>
+          <w:tcPr>
+            <w:shd w:fill="F7F7F7"/>
+          </w:tcPr>
+          <w:p>
+            <w:pPr>
+              <w:jc w:val="right"/>
+            </w:pPr>
+            <w:r>
+              <w:rPr>
+                <w:b/>
+                <w:bCs/>
+                <w:sz w:val="20"/>
+                <w:szCs w:val="20"/>
+              </w:rPr>
+              <w:t xml:space="preserve"/>
+            </w:r>
+          </w:p>
+        </w:tc>
+      </w:tr>
+      <w:tr>
+        <w:tc>
+          <w:tcPr>
+            <w:gridSpan w:val="7"/>
+            <w:shd w:fill="FDECEE"/>
+          </w:tcPr>
           <w:p>
             <w:pPr>
               <w:jc w:val="left"/>
             </w:pPr>
             <w:r>
               <w:rPr>
-                <w:b w:val="false"/>
-                <w:bCs w:val="false"/>
-                <w:sz w:val="20"/>
-                <w:szCs w:val="20"/>
-              </w:rPr>
-              <w:t xml:space="preserve"/>
-            </w:r>
-          </w:p>
-        </w:tc>
+                <w:b/>
+                <w:bCs/>
+                <w:color w:val="C8102E"/>
+                <w:sz w:val="22"/>
+                <w:szCs w:val="22"/>
+              </w:rPr>
+              <w:t xml:space="preserve">III. CAPITAL OUTLAY</w:t>
+            </w:r>
+          </w:p>
+        </w:tc>
+      </w:tr>
+      <w:tr>
         <w:tc>
           <w:p>
             <w:pPr>
@@ -555,62 +647,163 @@
         <w:tc>
           <w:p>
             <w:pPr>
-              <w:jc w:val="center"/>
-            </w:pPr>
-            <w:r>
-              <w:rPr>
-                <w:b w:val="false"/>
-                <w:bCs w:val="false"/>
-                <w:sz w:val="20"/>
-                <w:szCs w:val="20"/>
-              </w:rPr>
-              <w:t xml:space="preserve"/>
-            </w:r>
-          </w:p>
-        </w:tc>
-        <w:tc>
-          <w:p>
-            <w:pPr>
-              <w:jc w:val="center"/>
-            </w:pPr>
-            <w:r>
-              <w:rPr>
-                <w:b w:val="false"/>
-                <w:bCs w:val="false"/>
-                <w:sz w:val="20"/>
-                <w:szCs w:val="20"/>
-              </w:rPr>
-              <w:t xml:space="preserve"/>
-            </w:r>
-          </w:p>
-        </w:tc>
-        <w:tc>
-          <w:p>
-            <w:pPr>
-              <w:jc w:val="right"/>
-            </w:pPr>
-            <w:r>
-              <w:rPr>
-                <w:b w:val="false"/>
-                <w:bCs w:val="false"/>
-                <w:sz w:val="20"/>
-                <w:szCs w:val="20"/>
-              </w:rPr>
-              <w:t xml:space="preserve"/>
-            </w:r>
-          </w:p>
-        </w:tc>
-        <w:tc>
-          <w:p>
-            <w:pPr>
-              <w:jc w:val="right"/>
-            </w:pPr>
-            <w:r>
-              <w:rPr>
-                <w:b w:val="false"/>
-                <w:bCs w:val="false"/>
-                <w:sz w:val="20"/>
-                <w:szCs w:val="20"/>
+              <w:jc w:val="left"/>
+            </w:pPr>
+            <w:r>
+              <w:rPr>
+                <w:b w:val="false"/>
+                <w:bCs w:val="false"/>
+                <w:sz w:val="20"/>
+                <w:szCs w:val="20"/>
+              </w:rPr>
+              <w:t xml:space="preserve"/>
+            </w:r>
+          </w:p>
+        </w:tc>
+        <w:tc>
+          <w:p>
+            <w:pPr>
+              <w:jc w:val="center"/>
+            </w:pPr>
+            <w:r>
+              <w:rPr>
+                <w:b w:val="false"/>
+                <w:bCs w:val="false"/>
+                <w:sz w:val="20"/>
+                <w:szCs w:val="20"/>
+              </w:rPr>
+              <w:t xml:space="preserve"/>
+            </w:r>
+          </w:p>
+        </w:tc>
+        <w:tc>
+          <w:p>
+            <w:pPr>
+              <w:jc w:val="center"/>
+            </w:pPr>
+            <w:r>
+              <w:rPr>
+                <w:b w:val="false"/>
+                <w:bCs w:val="false"/>
+                <w:sz w:val="20"/>
+                <w:szCs w:val="20"/>
+              </w:rPr>
+              <w:t xml:space="preserve"/>
+            </w:r>
+          </w:p>
+        </w:tc>
+        <w:tc>
+          <w:p>
+            <w:pPr>
+              <w:jc w:val="right"/>
+            </w:pPr>
+            <w:r>
+              <w:rPr>
+                <w:b w:val="false"/>
+                <w:bCs w:val="false"/>
+                <w:sz w:val="20"/>
+                <w:szCs w:val="20"/>
+              </w:rPr>
+              <w:t xml:space="preserve"/>
+            </w:r>
+          </w:p>
+        </w:tc>
+        <w:tc>
+          <w:p>
+            <w:pPr>
+              <w:jc w:val="right"/>
+            </w:pPr>
+            <w:r>
+              <w:rPr>
+                <w:b w:val="false"/>
+                <w:bCs w:val="false"/>
+                <w:sz w:val="20"/>
+                <w:szCs w:val="20"/>
+              </w:rPr>
+              <w:t xml:space="preserve"/>
+            </w:r>
+          </w:p>
+        </w:tc>
+      </w:tr>
+      <w:tr>
+        <w:tc>
+          <w:tcPr>
+            <w:gridSpan w:val="6"/>
+            <w:shd w:fill="F7F7F7"/>
+          </w:tcPr>
+          <w:p>
+            <w:pPr>
+              <w:jc w:val="right"/>
+            </w:pPr>
+            <w:r>
+              <w:rPr>
+                <w:b/>
+                <w:bCs/>
+                <w:color w:val="4A5568"/>
+                <w:sz w:val="20"/>
+                <w:szCs w:val="20"/>
+              </w:rPr>
+              <w:t xml:space="preserve">Subtotal — Capital Outlay</w:t>
+            </w:r>
+          </w:p>
+        </w:tc>
+        <w:tc>
+          <w:tcPr>
+            <w:shd w:fill="F7F7F7"/>
+          </w:tcPr>
+          <w:p>
+            <w:pPr>
+              <w:jc w:val="right"/>
+            </w:pPr>
+            <w:r>
+              <w:rPr>
+                <w:b/>
+                <w:bCs/>
+                <w:sz w:val="20"/>
+                <w:szCs w:val="20"/>
+              </w:rPr>
+              <w:t xml:space="preserve"/>
+            </w:r>
+          </w:p>
+        </w:tc>
+      </w:tr>
+      <w:tr>
+        <w:tc>
+          <w:tcPr>
+            <w:gridSpan w:val="6"/>
+            <w:shd w:fill="C8102E"/>
+          </w:tcPr>
+          <w:p>
+            <w:pPr>
+              <w:jc w:val="right"/>
+            </w:pPr>
+            <w:r>
+              <w:rPr>
+                <w:b/>
+                <w:bCs/>
+                <w:color w:val="FFFFFF"/>
+                <w:sz w:val="22"/>
+                <w:szCs w:val="22"/>
+              </w:rPr>
+              <w:t xml:space="preserve">GRAND TOTAL</w:t>
+            </w:r>
+          </w:p>
+        </w:tc>
+        <w:tc>
+          <w:tcPr>
+            <w:shd w:fill="C8102E"/>
+          </w:tcPr>
+          <w:p>
+            <w:pPr>
+              <w:jc w:val="right"/>
+            </w:pPr>
+            <w:r>
+              <w:rPr>
+                <w:b/>
+                <w:bCs/>
+                <w:color w:val="FFFFFF"/>
+                <w:sz w:val="22"/>
+                <w:szCs w:val="22"/>
               </w:rPr>
               <w:t xml:space="preserve"/>
             </w:r>

--- a/frontend/public/templates/wmsu-lib-template-v1.docx
+++ b/frontend/public/templates/wmsu-lib-template-v1.docx
@@ -56,7 +56,7 @@
           <w:sz w:val="18"/>
           <w:szCs w:val="18"/>
         </w:rPr>
-        <w:t xml:space="preserve">Subcategory tip: If your item matches a standard subcategory (e.g. "Office Supplies", "Honoraria"), write that. If your item does not fit any standard subcategory, you have three options — all are acceptable: (1) write "Other" and refine it in the form after import, (2) write your own specific label (e.g. "IoT Sensors") and the system keeps it as-is, or (3) leave the cell blank and pick the subcategory in the form after import.</w:t>
+        <w:t xml:space="preserve">Subcategory is optional. The simplest approach: leave it blank and choose the official WMSU subcategory after import — the form dropdown shows the full live list. You can also write your own specific label (e.g. "IoT Sensors") if you prefer, and the system will keep it as-is.</w:t>
       </w:r>
     </w:p>
     <w:p>
@@ -369,6 +369,234 @@
       </w:tr>
       <w:tr>
         <w:tc>
+          <w:p>
+            <w:pPr>
+              <w:jc w:val="left"/>
+            </w:pPr>
+            <w:r>
+              <w:rPr>
+                <w:b w:val="false"/>
+                <w:bCs w:val="false"/>
+                <w:sz w:val="20"/>
+                <w:szCs w:val="20"/>
+              </w:rPr>
+              <w:t xml:space="preserve"/>
+            </w:r>
+          </w:p>
+        </w:tc>
+        <w:tc>
+          <w:p>
+            <w:pPr>
+              <w:jc w:val="left"/>
+            </w:pPr>
+            <w:r>
+              <w:rPr>
+                <w:b w:val="false"/>
+                <w:bCs w:val="false"/>
+                <w:sz w:val="20"/>
+                <w:szCs w:val="20"/>
+              </w:rPr>
+              <w:t xml:space="preserve"/>
+            </w:r>
+          </w:p>
+        </w:tc>
+        <w:tc>
+          <w:p>
+            <w:pPr>
+              <w:jc w:val="left"/>
+            </w:pPr>
+            <w:r>
+              <w:rPr>
+                <w:b w:val="false"/>
+                <w:bCs w:val="false"/>
+                <w:sz w:val="20"/>
+                <w:szCs w:val="20"/>
+              </w:rPr>
+              <w:t xml:space="preserve"/>
+            </w:r>
+          </w:p>
+        </w:tc>
+        <w:tc>
+          <w:p>
+            <w:pPr>
+              <w:jc w:val="center"/>
+            </w:pPr>
+            <w:r>
+              <w:rPr>
+                <w:b w:val="false"/>
+                <w:bCs w:val="false"/>
+                <w:sz w:val="20"/>
+                <w:szCs w:val="20"/>
+              </w:rPr>
+              <w:t xml:space="preserve"/>
+            </w:r>
+          </w:p>
+        </w:tc>
+        <w:tc>
+          <w:p>
+            <w:pPr>
+              <w:jc w:val="center"/>
+            </w:pPr>
+            <w:r>
+              <w:rPr>
+                <w:b w:val="false"/>
+                <w:bCs w:val="false"/>
+                <w:sz w:val="20"/>
+                <w:szCs w:val="20"/>
+              </w:rPr>
+              <w:t xml:space="preserve"/>
+            </w:r>
+          </w:p>
+        </w:tc>
+        <w:tc>
+          <w:p>
+            <w:pPr>
+              <w:jc w:val="right"/>
+            </w:pPr>
+            <w:r>
+              <w:rPr>
+                <w:b w:val="false"/>
+                <w:bCs w:val="false"/>
+                <w:sz w:val="20"/>
+                <w:szCs w:val="20"/>
+              </w:rPr>
+              <w:t xml:space="preserve"/>
+            </w:r>
+          </w:p>
+        </w:tc>
+        <w:tc>
+          <w:p>
+            <w:pPr>
+              <w:jc w:val="right"/>
+            </w:pPr>
+            <w:r>
+              <w:rPr>
+                <w:b w:val="false"/>
+                <w:bCs w:val="false"/>
+                <w:sz w:val="20"/>
+                <w:szCs w:val="20"/>
+              </w:rPr>
+              <w:t xml:space="preserve"/>
+            </w:r>
+          </w:p>
+        </w:tc>
+      </w:tr>
+      <w:tr>
+        <w:tc>
+          <w:p>
+            <w:pPr>
+              <w:jc w:val="left"/>
+            </w:pPr>
+            <w:r>
+              <w:rPr>
+                <w:b w:val="false"/>
+                <w:bCs w:val="false"/>
+                <w:sz w:val="20"/>
+                <w:szCs w:val="20"/>
+              </w:rPr>
+              <w:t xml:space="preserve"/>
+            </w:r>
+          </w:p>
+        </w:tc>
+        <w:tc>
+          <w:p>
+            <w:pPr>
+              <w:jc w:val="left"/>
+            </w:pPr>
+            <w:r>
+              <w:rPr>
+                <w:b w:val="false"/>
+                <w:bCs w:val="false"/>
+                <w:sz w:val="20"/>
+                <w:szCs w:val="20"/>
+              </w:rPr>
+              <w:t xml:space="preserve"/>
+            </w:r>
+          </w:p>
+        </w:tc>
+        <w:tc>
+          <w:p>
+            <w:pPr>
+              <w:jc w:val="left"/>
+            </w:pPr>
+            <w:r>
+              <w:rPr>
+                <w:b w:val="false"/>
+                <w:bCs w:val="false"/>
+                <w:sz w:val="20"/>
+                <w:szCs w:val="20"/>
+              </w:rPr>
+              <w:t xml:space="preserve"/>
+            </w:r>
+          </w:p>
+        </w:tc>
+        <w:tc>
+          <w:p>
+            <w:pPr>
+              <w:jc w:val="center"/>
+            </w:pPr>
+            <w:r>
+              <w:rPr>
+                <w:b w:val="false"/>
+                <w:bCs w:val="false"/>
+                <w:sz w:val="20"/>
+                <w:szCs w:val="20"/>
+              </w:rPr>
+              <w:t xml:space="preserve"/>
+            </w:r>
+          </w:p>
+        </w:tc>
+        <w:tc>
+          <w:p>
+            <w:pPr>
+              <w:jc w:val="center"/>
+            </w:pPr>
+            <w:r>
+              <w:rPr>
+                <w:b w:val="false"/>
+                <w:bCs w:val="false"/>
+                <w:sz w:val="20"/>
+                <w:szCs w:val="20"/>
+              </w:rPr>
+              <w:t xml:space="preserve"/>
+            </w:r>
+          </w:p>
+        </w:tc>
+        <w:tc>
+          <w:p>
+            <w:pPr>
+              <w:jc w:val="right"/>
+            </w:pPr>
+            <w:r>
+              <w:rPr>
+                <w:b w:val="false"/>
+                <w:bCs w:val="false"/>
+                <w:sz w:val="20"/>
+                <w:szCs w:val="20"/>
+              </w:rPr>
+              <w:t xml:space="preserve"/>
+            </w:r>
+          </w:p>
+        </w:tc>
+        <w:tc>
+          <w:p>
+            <w:pPr>
+              <w:jc w:val="right"/>
+            </w:pPr>
+            <w:r>
+              <w:rPr>
+                <w:b w:val="false"/>
+                <w:bCs w:val="false"/>
+                <w:sz w:val="20"/>
+                <w:szCs w:val="20"/>
+              </w:rPr>
+              <w:t xml:space="preserve"/>
+            </w:r>
+          </w:p>
+        </w:tc>
+      </w:tr>
+      <w:tr>
+        <w:tc>
           <w:tcPr>
             <w:gridSpan w:val="6"/>
             <w:shd w:fill="F7F7F7"/>
@@ -548,6 +776,234 @@
       </w:tr>
       <w:tr>
         <w:tc>
+          <w:p>
+            <w:pPr>
+              <w:jc w:val="left"/>
+            </w:pPr>
+            <w:r>
+              <w:rPr>
+                <w:b w:val="false"/>
+                <w:bCs w:val="false"/>
+                <w:sz w:val="20"/>
+                <w:szCs w:val="20"/>
+              </w:rPr>
+              <w:t xml:space="preserve"/>
+            </w:r>
+          </w:p>
+        </w:tc>
+        <w:tc>
+          <w:p>
+            <w:pPr>
+              <w:jc w:val="left"/>
+            </w:pPr>
+            <w:r>
+              <w:rPr>
+                <w:b w:val="false"/>
+                <w:bCs w:val="false"/>
+                <w:sz w:val="20"/>
+                <w:szCs w:val="20"/>
+              </w:rPr>
+              <w:t xml:space="preserve"/>
+            </w:r>
+          </w:p>
+        </w:tc>
+        <w:tc>
+          <w:p>
+            <w:pPr>
+              <w:jc w:val="left"/>
+            </w:pPr>
+            <w:r>
+              <w:rPr>
+                <w:b w:val="false"/>
+                <w:bCs w:val="false"/>
+                <w:sz w:val="20"/>
+                <w:szCs w:val="20"/>
+              </w:rPr>
+              <w:t xml:space="preserve"/>
+            </w:r>
+          </w:p>
+        </w:tc>
+        <w:tc>
+          <w:p>
+            <w:pPr>
+              <w:jc w:val="center"/>
+            </w:pPr>
+            <w:r>
+              <w:rPr>
+                <w:b w:val="false"/>
+                <w:bCs w:val="false"/>
+                <w:sz w:val="20"/>
+                <w:szCs w:val="20"/>
+              </w:rPr>
+              <w:t xml:space="preserve"/>
+            </w:r>
+          </w:p>
+        </w:tc>
+        <w:tc>
+          <w:p>
+            <w:pPr>
+              <w:jc w:val="center"/>
+            </w:pPr>
+            <w:r>
+              <w:rPr>
+                <w:b w:val="false"/>
+                <w:bCs w:val="false"/>
+                <w:sz w:val="20"/>
+                <w:szCs w:val="20"/>
+              </w:rPr>
+              <w:t xml:space="preserve"/>
+            </w:r>
+          </w:p>
+        </w:tc>
+        <w:tc>
+          <w:p>
+            <w:pPr>
+              <w:jc w:val="right"/>
+            </w:pPr>
+            <w:r>
+              <w:rPr>
+                <w:b w:val="false"/>
+                <w:bCs w:val="false"/>
+                <w:sz w:val="20"/>
+                <w:szCs w:val="20"/>
+              </w:rPr>
+              <w:t xml:space="preserve"/>
+            </w:r>
+          </w:p>
+        </w:tc>
+        <w:tc>
+          <w:p>
+            <w:pPr>
+              <w:jc w:val="right"/>
+            </w:pPr>
+            <w:r>
+              <w:rPr>
+                <w:b w:val="false"/>
+                <w:bCs w:val="false"/>
+                <w:sz w:val="20"/>
+                <w:szCs w:val="20"/>
+              </w:rPr>
+              <w:t xml:space="preserve"/>
+            </w:r>
+          </w:p>
+        </w:tc>
+      </w:tr>
+      <w:tr>
+        <w:tc>
+          <w:p>
+            <w:pPr>
+              <w:jc w:val="left"/>
+            </w:pPr>
+            <w:r>
+              <w:rPr>
+                <w:b w:val="false"/>
+                <w:bCs w:val="false"/>
+                <w:sz w:val="20"/>
+                <w:szCs w:val="20"/>
+              </w:rPr>
+              <w:t xml:space="preserve"/>
+            </w:r>
+          </w:p>
+        </w:tc>
+        <w:tc>
+          <w:p>
+            <w:pPr>
+              <w:jc w:val="left"/>
+            </w:pPr>
+            <w:r>
+              <w:rPr>
+                <w:b w:val="false"/>
+                <w:bCs w:val="false"/>
+                <w:sz w:val="20"/>
+                <w:szCs w:val="20"/>
+              </w:rPr>
+              <w:t xml:space="preserve"/>
+            </w:r>
+          </w:p>
+        </w:tc>
+        <w:tc>
+          <w:p>
+            <w:pPr>
+              <w:jc w:val="left"/>
+            </w:pPr>
+            <w:r>
+              <w:rPr>
+                <w:b w:val="false"/>
+                <w:bCs w:val="false"/>
+                <w:sz w:val="20"/>
+                <w:szCs w:val="20"/>
+              </w:rPr>
+              <w:t xml:space="preserve"/>
+            </w:r>
+          </w:p>
+        </w:tc>
+        <w:tc>
+          <w:p>
+            <w:pPr>
+              <w:jc w:val="center"/>
+            </w:pPr>
+            <w:r>
+              <w:rPr>
+                <w:b w:val="false"/>
+                <w:bCs w:val="false"/>
+                <w:sz w:val="20"/>
+                <w:szCs w:val="20"/>
+              </w:rPr>
+              <w:t xml:space="preserve"/>
+            </w:r>
+          </w:p>
+        </w:tc>
+        <w:tc>
+          <w:p>
+            <w:pPr>
+              <w:jc w:val="center"/>
+            </w:pPr>
+            <w:r>
+              <w:rPr>
+                <w:b w:val="false"/>
+                <w:bCs w:val="false"/>
+                <w:sz w:val="20"/>
+                <w:szCs w:val="20"/>
+              </w:rPr>
+              <w:t xml:space="preserve"/>
+            </w:r>
+          </w:p>
+        </w:tc>
+        <w:tc>
+          <w:p>
+            <w:pPr>
+              <w:jc w:val="right"/>
+            </w:pPr>
+            <w:r>
+              <w:rPr>
+                <w:b w:val="false"/>
+                <w:bCs w:val="false"/>
+                <w:sz w:val="20"/>
+                <w:szCs w:val="20"/>
+              </w:rPr>
+              <w:t xml:space="preserve"/>
+            </w:r>
+          </w:p>
+        </w:tc>
+        <w:tc>
+          <w:p>
+            <w:pPr>
+              <w:jc w:val="right"/>
+            </w:pPr>
+            <w:r>
+              <w:rPr>
+                <w:b w:val="false"/>
+                <w:bCs w:val="false"/>
+                <w:sz w:val="20"/>
+                <w:szCs w:val="20"/>
+              </w:rPr>
+              <w:t xml:space="preserve"/>
+            </w:r>
+          </w:p>
+        </w:tc>
+      </w:tr>
+      <w:tr>
+        <w:tc>
           <w:tcPr>
             <w:gridSpan w:val="6"/>
             <w:shd w:fill="F7F7F7"/>
@@ -607,6 +1063,234 @@
                 <w:szCs w:val="22"/>
               </w:rPr>
               <w:t xml:space="preserve">III. CAPITAL OUTLAY</w:t>
+            </w:r>
+          </w:p>
+        </w:tc>
+      </w:tr>
+      <w:tr>
+        <w:tc>
+          <w:p>
+            <w:pPr>
+              <w:jc w:val="left"/>
+            </w:pPr>
+            <w:r>
+              <w:rPr>
+                <w:b w:val="false"/>
+                <w:bCs w:val="false"/>
+                <w:sz w:val="20"/>
+                <w:szCs w:val="20"/>
+              </w:rPr>
+              <w:t xml:space="preserve"/>
+            </w:r>
+          </w:p>
+        </w:tc>
+        <w:tc>
+          <w:p>
+            <w:pPr>
+              <w:jc w:val="left"/>
+            </w:pPr>
+            <w:r>
+              <w:rPr>
+                <w:b w:val="false"/>
+                <w:bCs w:val="false"/>
+                <w:sz w:val="20"/>
+                <w:szCs w:val="20"/>
+              </w:rPr>
+              <w:t xml:space="preserve"/>
+            </w:r>
+          </w:p>
+        </w:tc>
+        <w:tc>
+          <w:p>
+            <w:pPr>
+              <w:jc w:val="left"/>
+            </w:pPr>
+            <w:r>
+              <w:rPr>
+                <w:b w:val="false"/>
+                <w:bCs w:val="false"/>
+                <w:sz w:val="20"/>
+                <w:szCs w:val="20"/>
+              </w:rPr>
+              <w:t xml:space="preserve"/>
+            </w:r>
+          </w:p>
+        </w:tc>
+        <w:tc>
+          <w:p>
+            <w:pPr>
+              <w:jc w:val="center"/>
+            </w:pPr>
+            <w:r>
+              <w:rPr>
+                <w:b w:val="false"/>
+                <w:bCs w:val="false"/>
+                <w:sz w:val="20"/>
+                <w:szCs w:val="20"/>
+              </w:rPr>
+              <w:t xml:space="preserve"/>
+            </w:r>
+          </w:p>
+        </w:tc>
+        <w:tc>
+          <w:p>
+            <w:pPr>
+              <w:jc w:val="center"/>
+            </w:pPr>
+            <w:r>
+              <w:rPr>
+                <w:b w:val="false"/>
+                <w:bCs w:val="false"/>
+                <w:sz w:val="20"/>
+                <w:szCs w:val="20"/>
+              </w:rPr>
+              <w:t xml:space="preserve"/>
+            </w:r>
+          </w:p>
+        </w:tc>
+        <w:tc>
+          <w:p>
+            <w:pPr>
+              <w:jc w:val="right"/>
+            </w:pPr>
+            <w:r>
+              <w:rPr>
+                <w:b w:val="false"/>
+                <w:bCs w:val="false"/>
+                <w:sz w:val="20"/>
+                <w:szCs w:val="20"/>
+              </w:rPr>
+              <w:t xml:space="preserve"/>
+            </w:r>
+          </w:p>
+        </w:tc>
+        <w:tc>
+          <w:p>
+            <w:pPr>
+              <w:jc w:val="right"/>
+            </w:pPr>
+            <w:r>
+              <w:rPr>
+                <w:b w:val="false"/>
+                <w:bCs w:val="false"/>
+                <w:sz w:val="20"/>
+                <w:szCs w:val="20"/>
+              </w:rPr>
+              <w:t xml:space="preserve"/>
+            </w:r>
+          </w:p>
+        </w:tc>
+      </w:tr>
+      <w:tr>
+        <w:tc>
+          <w:p>
+            <w:pPr>
+              <w:jc w:val="left"/>
+            </w:pPr>
+            <w:r>
+              <w:rPr>
+                <w:b w:val="false"/>
+                <w:bCs w:val="false"/>
+                <w:sz w:val="20"/>
+                <w:szCs w:val="20"/>
+              </w:rPr>
+              <w:t xml:space="preserve"/>
+            </w:r>
+          </w:p>
+        </w:tc>
+        <w:tc>
+          <w:p>
+            <w:pPr>
+              <w:jc w:val="left"/>
+            </w:pPr>
+            <w:r>
+              <w:rPr>
+                <w:b w:val="false"/>
+                <w:bCs w:val="false"/>
+                <w:sz w:val="20"/>
+                <w:szCs w:val="20"/>
+              </w:rPr>
+              <w:t xml:space="preserve"/>
+            </w:r>
+          </w:p>
+        </w:tc>
+        <w:tc>
+          <w:p>
+            <w:pPr>
+              <w:jc w:val="left"/>
+            </w:pPr>
+            <w:r>
+              <w:rPr>
+                <w:b w:val="false"/>
+                <w:bCs w:val="false"/>
+                <w:sz w:val="20"/>
+                <w:szCs w:val="20"/>
+              </w:rPr>
+              <w:t xml:space="preserve"/>
+            </w:r>
+          </w:p>
+        </w:tc>
+        <w:tc>
+          <w:p>
+            <w:pPr>
+              <w:jc w:val="center"/>
+            </w:pPr>
+            <w:r>
+              <w:rPr>
+                <w:b w:val="false"/>
+                <w:bCs w:val="false"/>
+                <w:sz w:val="20"/>
+                <w:szCs w:val="20"/>
+              </w:rPr>
+              <w:t xml:space="preserve"/>
+            </w:r>
+          </w:p>
+        </w:tc>
+        <w:tc>
+          <w:p>
+            <w:pPr>
+              <w:jc w:val="center"/>
+            </w:pPr>
+            <w:r>
+              <w:rPr>
+                <w:b w:val="false"/>
+                <w:bCs w:val="false"/>
+                <w:sz w:val="20"/>
+                <w:szCs w:val="20"/>
+              </w:rPr>
+              <w:t xml:space="preserve"/>
+            </w:r>
+          </w:p>
+        </w:tc>
+        <w:tc>
+          <w:p>
+            <w:pPr>
+              <w:jc w:val="right"/>
+            </w:pPr>
+            <w:r>
+              <w:rPr>
+                <w:b w:val="false"/>
+                <w:bCs w:val="false"/>
+                <w:sz w:val="20"/>
+                <w:szCs w:val="20"/>
+              </w:rPr>
+              <w:t xml:space="preserve"/>
+            </w:r>
+          </w:p>
+        </w:tc>
+        <w:tc>
+          <w:p>
+            <w:pPr>
+              <w:jc w:val="right"/>
+            </w:pPr>
+            <w:r>
+              <w:rPr>
+                <w:b w:val="false"/>
+                <w:bCs w:val="false"/>
+                <w:sz w:val="20"/>
+                <w:szCs w:val="20"/>
+              </w:rPr>
+              <w:t xml:space="preserve"/>
             </w:r>
           </w:p>
         </w:tc>
